--- a/resume_fulltime_pm.docx
+++ b/resume_fulltime_pm.docx
@@ -32,7 +32,7 @@
           <w:sz w:val="19"/>
           <w:szCs w:val="19"/>
         </w:rPr>
-        <w:t xml:space="preserve">Aachen, Germany  •  +49 152 07480366  •  </w:t>
+        <w:t xml:space="preserve">Aachen, Germany (open to relocation within Germany)  •  +49 152 07480366  •  </w:t>
       </w:r>
       <w:hyperlink r:id="rId7" w:history="1">
         <w:r>
@@ -80,7 +80,7 @@
             <w:szCs w:val="19"/>
             <w:u w:val="single"/>
           </w:rPr>
-          <w:t>Website</w:t>
+          <w:t>vishalmaheshkumar.com</w:t>
         </w:r>
       </w:hyperlink>
     </w:p>
@@ -108,7 +108,46 @@
         <w:jc w:val="both"/>
       </w:pPr>
       <w:r>
-        <w:t>Technical product builder bridging enterprise software engineering and AI-native product strategy. ~3 years as a Software Engineer at Flexera (US enterprise platform) shipping CMDB integrations, APIs, and AWS migrations to global Fortune 500 customers; independent founder of Wolflayer (wolflayer.app), an AI reasoning canvas built and shipped end-to-end. Currently completing an M.Sc. Management &amp; Engineering at RWTH Aachen with consulting projects for TÜV SÜD. Target: AI Solutions / Technical Product Manager roles where engineering depth and stakeholder fluency both matter.</w:t>
+        <w:rPr>
+          <w:b w:val="0"/>
+        </w:rPr>
+        <w:t xml:space="preserve">Engineer moving into product. </w:t>
+      </w:r>
+      <w:r>
+        <w:rPr>
+          <w:b/>
+        </w:rPr>
+        <w:t>Three years at Flexera</w:t>
+      </w:r>
+      <w:r>
+        <w:rPr>
+          <w:b w:val="0"/>
+        </w:rPr>
+        <w:t xml:space="preserve"> shipping CMDB integrations, APIs and AWS platform work to large enterprise customers, working directly with product managers, support and the customers themselves. Founded Wolflayer and took it from idea to live users solo. Finishing an M.Sc. Management &amp; Engineering at RWTH Aachen, with a consulting project for TÜV SÜD on applied AI. Looking for AI solutions or technical product manager roles. </w:t>
+      </w:r>
+      <w:r>
+        <w:rPr>
+          <w:b/>
+        </w:rPr>
+        <w:t>Available full-time from September 2026</w:t>
+      </w:r>
+      <w:r>
+        <w:rPr>
+          <w:b w:val="0"/>
+        </w:rPr>
+        <w:t xml:space="preserve">, able to switch the M.Sc. to part-time, </w:t>
+      </w:r>
+      <w:r>
+        <w:rPr>
+          <w:b/>
+        </w:rPr>
+        <w:t>open to relocating anywhere in Germany</w:t>
+      </w:r>
+      <w:r>
+        <w:rPr>
+          <w:b w:val="0"/>
+        </w:rPr>
+        <w:t>.</w:t>
       </w:r>
     </w:p>
     <w:p>
@@ -142,7 +181,7 @@
         <w:t xml:space="preserve">Product &amp; Strategy: </w:t>
       </w:r>
       <w:r>
-        <w:t>Discovery, roadmap definition, prioritization, JTBD, competitive analysis, business case writing, stakeholder management</w:t>
+        <w:t>Discovery, roadmap planning, prioritization, JTBD, competitive analysis, business case writing, stakeholder management</w:t>
       </w:r>
       <w:r>
         <w:t>.</w:t>
@@ -199,7 +238,7 @@
         <w:t xml:space="preserve">Data &amp; Analysis: </w:t>
       </w:r>
       <w:r>
-        <w:t>SQL, PostgreSQL, MongoDB, Python (FastAPI), data modeling, A/B reasoning</w:t>
+        <w:t>SQL, PostgreSQL, MongoDB, Python (FastAPI), data modeling, A/B testing</w:t>
       </w:r>
     </w:p>
     <w:p>
@@ -228,22 +267,14 @@
           <w:b/>
           <w:bCs/>
         </w:rPr>
-        <w:t xml:space="preserve">Languages: </w:t>
-      </w:r>
-      <w:r>
-        <w:t>English (</w:t>
-      </w:r>
-      <w:r>
-        <w:t>Business fluent</w:t>
-      </w:r>
-      <w:r>
-        <w:t>, working); German (</w:t>
-      </w:r>
-      <w:r>
-        <w:t>A1</w:t>
-      </w:r>
-      <w:r>
-        <w:t>, learning)</w:t>
+        <w:t>Languages:</w:t>
+      </w:r>
+      <w:r>
+        <w:rPr>
+          <w:b w:val="0"/>
+          <w:bCs/>
+        </w:rPr>
+        <w:t xml:space="preserve"> English (Business fluent, working); German (A1, learning)</w:t>
       </w:r>
     </w:p>
     <w:p>
@@ -310,7 +341,7 @@
           <w:iCs/>
           <w:color w:val="555555"/>
         </w:rPr>
-        <w:t>MARCH 2</w:t>
+        <w:t>Mar 2</w:t>
       </w:r>
       <w:r>
         <w:rPr>
@@ -348,7 +379,16 @@
         <w:jc w:val="both"/>
       </w:pPr>
       <w:r>
-        <w:t>Defined product wedge in the AI-tools space: bridging structured multiplayer reasoning to workflow execution.</w:t>
+        <w:rPr>
+          <w:b/>
+        </w:rPr>
+        <w:t>Positioned</w:t>
+      </w:r>
+      <w:r>
+        <w:rPr>
+          <w:b w:val="0"/>
+        </w:rPr>
+        <w:t xml:space="preserve"> the product in the AI tools market: connecting structured group reasoning to workflow execution.</w:t>
       </w:r>
     </w:p>
     <w:p>
@@ -362,7 +402,16 @@
         <w:jc w:val="both"/>
       </w:pPr>
       <w:r>
-        <w:t>Owned product end-to-end: problem definition, user research, scope, architecture, roadmap, positioning.</w:t>
+        <w:rPr>
+          <w:b/>
+        </w:rPr>
+        <w:t>Owned</w:t>
+      </w:r>
+      <w:r>
+        <w:rPr>
+          <w:b w:val="0"/>
+        </w:rPr>
+        <w:t xml:space="preserve"> product end-to-end: problem definition, user research, scope, architecture, roadmap, positioning.</w:t>
       </w:r>
     </w:p>
     <w:p>
@@ -376,7 +425,28 @@
         <w:jc w:val="both"/>
       </w:pPr>
       <w:r>
-        <w:t>Shipped production platform on Next.js, Supabase, Google Gemini with OAuth, and credential encryption.</w:t>
+        <w:rPr>
+          <w:b/>
+        </w:rPr>
+        <w:t>Shipped</w:t>
+      </w:r>
+      <w:r>
+        <w:rPr>
+          <w:b w:val="0"/>
+        </w:rPr>
+        <w:t xml:space="preserve"> production platform on Next.js, Supabase, </w:t>
+      </w:r>
+      <w:r>
+        <w:rPr>
+          <w:b/>
+        </w:rPr>
+        <w:t>Google Gemini</w:t>
+      </w:r>
+      <w:r>
+        <w:rPr>
+          <w:b w:val="0"/>
+        </w:rPr>
+        <w:t xml:space="preserve"> with OAuth, and credential encryption.</w:t>
       </w:r>
     </w:p>
     <w:p>
@@ -390,7 +460,16 @@
         <w:jc w:val="both"/>
       </w:pPr>
       <w:r>
-        <w:t>Currently in user testing and building stage under Collective Incubator – Aachen, Germany.</w:t>
+        <w:rPr>
+          <w:b/>
+        </w:rPr>
+        <w:t>Running</w:t>
+      </w:r>
+      <w:r>
+        <w:rPr>
+          <w:b w:val="0"/>
+        </w:rPr>
+        <w:t xml:space="preserve"> user-testing rounds with early users; currently part of Collective Incubator, Aachen, Germany.</w:t>
       </w:r>
     </w:p>
     <w:p>
@@ -447,7 +526,28 @@
         <w:jc w:val="both"/>
       </w:pPr>
       <w:r>
-        <w:t>Partnered with PM and customer-success teams to scope and ship CMDB integration features for global enterprise customers.</w:t>
+        <w:rPr>
+          <w:b/>
+        </w:rPr>
+        <w:t>Partnered</w:t>
+      </w:r>
+      <w:r>
+        <w:rPr>
+          <w:b w:val="0"/>
+        </w:rPr>
+        <w:t xml:space="preserve"> with PM and customer-success teams to scope and ship </w:t>
+      </w:r>
+      <w:r>
+        <w:rPr>
+          <w:b/>
+        </w:rPr>
+        <w:t>CMDB</w:t>
+      </w:r>
+      <w:r>
+        <w:rPr>
+          <w:b w:val="0"/>
+        </w:rPr>
+        <w:t xml:space="preserve"> integration features for global enterprise customers.</w:t>
       </w:r>
     </w:p>
     <w:p>
@@ -461,7 +561,34 @@
         <w:jc w:val="both"/>
       </w:pPr>
       <w:r>
-        <w:t>Drove ETL platform migration from ServiceNow to AWS, improving customer-end performance by ~60%; coordinated rollout across multiple engineering pods.</w:t>
+        <w:rPr>
+          <w:b w:val="0"/>
+        </w:rPr>
+        <w:t xml:space="preserve">Core developer on the ETL platform migration from </w:t>
+      </w:r>
+      <w:r>
+        <w:rPr>
+          <w:b/>
+        </w:rPr>
+        <w:t>ServiceNow to AWS</w:t>
+      </w:r>
+      <w:r>
+        <w:rPr>
+          <w:b w:val="0"/>
+        </w:rPr>
+        <w:t xml:space="preserve">, improving customer-end performance by </w:t>
+      </w:r>
+      <w:r>
+        <w:rPr>
+          <w:b/>
+        </w:rPr>
+        <w:t>~60%</w:t>
+      </w:r>
+      <w:r>
+        <w:rPr>
+          <w:b w:val="0"/>
+        </w:rPr>
+        <w:t>; coordinated delivery with QA, support and customer-facing teams.</w:t>
       </w:r>
     </w:p>
     <w:p>
@@ -475,7 +602,28 @@
         <w:jc w:val="both"/>
       </w:pPr>
       <w:r>
-        <w:t>Built MCP-compatible AI backend services using OpenAI Model Context Protocol, working at the seam between enterprise data and emerging LLM workflows.</w:t>
+        <w:rPr>
+          <w:b/>
+        </w:rPr>
+        <w:t>Built</w:t>
+      </w:r>
+      <w:r>
+        <w:rPr>
+          <w:b w:val="0"/>
+        </w:rPr>
+        <w:t xml:space="preserve"> MCP-compatible AI backend services using </w:t>
+      </w:r>
+      <w:r>
+        <w:rPr>
+          <w:b/>
+        </w:rPr>
+        <w:t>OpenAI Model Context Protocol</w:t>
+      </w:r>
+      <w:r>
+        <w:rPr>
+          <w:b w:val="0"/>
+        </w:rPr>
+        <w:t>.</w:t>
       </w:r>
     </w:p>
     <w:p>
@@ -489,7 +637,16 @@
         <w:jc w:val="both"/>
       </w:pPr>
       <w:r>
-        <w:t>Translated ambiguous customer requirements into SMART REST API contracts; documented and reviewed with internal and customer-side stakeholders.</w:t>
+        <w:rPr>
+          <w:b/>
+        </w:rPr>
+        <w:t>Translated</w:t>
+      </w:r>
+      <w:r>
+        <w:rPr>
+          <w:b w:val="0"/>
+        </w:rPr>
+        <w:t xml:space="preserve"> ambiguous customer requirements into SMART REST API contracts; documented and reviewed with internal and customer-side stakeholders.</w:t>
       </w:r>
     </w:p>
     <w:p>
@@ -566,7 +723,28 @@
         <w:jc w:val="both"/>
       </w:pPr>
       <w:r>
-        <w:t>Shipped API integration features on Flexera SaaS Manager serving enterprise software inventory use cases.</w:t>
+        <w:rPr>
+          <w:b/>
+        </w:rPr>
+        <w:t>Supported</w:t>
+      </w:r>
+      <w:r>
+        <w:rPr>
+          <w:b w:val="0"/>
+        </w:rPr>
+        <w:t xml:space="preserve"> development and maintenance of </w:t>
+      </w:r>
+      <w:r>
+        <w:rPr>
+          <w:b/>
+        </w:rPr>
+        <w:t>Flexera SaaS Manager</w:t>
+      </w:r>
+      <w:r>
+        <w:rPr>
+          <w:b w:val="0"/>
+        </w:rPr>
+        <w:t>; conducted API research and integration for enterprise software inventory use cases.</w:t>
       </w:r>
     </w:p>
     <w:p>
@@ -580,7 +758,28 @@
         <w:jc w:val="both"/>
       </w:pPr>
       <w:r>
-        <w:t>Awarded Professionalism Badge for cross-functional debugging and technical research contributions.</w:t>
+        <w:rPr>
+          <w:b/>
+        </w:rPr>
+        <w:t>Awarded</w:t>
+      </w:r>
+      <w:r>
+        <w:rPr>
+          <w:b w:val="0"/>
+        </w:rPr>
+        <w:t xml:space="preserve"> </w:t>
+      </w:r>
+      <w:r>
+        <w:rPr>
+          <w:b/>
+        </w:rPr>
+        <w:t>Professionalism Badge</w:t>
+      </w:r>
+      <w:r>
+        <w:rPr>
+          <w:b w:val="0"/>
+        </w:rPr>
+        <w:t xml:space="preserve"> for cross-functional debugging and technical research contributions.</w:t>
       </w:r>
     </w:p>
     <w:p>
@@ -793,15 +992,7 @@
           <w:color w:val="1F3864"/>
           <w:sz w:val="21"/>
         </w:rPr>
-        <w:t>Ashwa Racing - Formula Student Hybrid Club (2018 – 2022)</w:t>
-      </w:r>
-      <w:r>
-        <w:rPr>
-          <w:b/>
-          <w:color w:val="1F3864"/>
-          <w:sz w:val="21"/>
-        </w:rPr>
-        <w:t xml:space="preserve"> || Hardware Electronics Engineer</w:t>
+        <w:t>Ashwa Racing | Formula Student Hybrid Club (2018 – 2022) | Electrical &amp; Testing Subsystem Lead</w:t>
       </w:r>
     </w:p>
     <w:p>
@@ -820,10 +1011,27 @@
       </w:pPr>
       <w:r>
         <w:rPr>
+          <w:b w:val="0"/>
           <w:bCs/>
           <w:color w:val="000000" w:themeColor="text1"/>
         </w:rPr>
-        <w:t>Engineered embedded firmware for Vehicle Control Unit (VCU) and Data Acquisition System (DAQ); built a real-time sensor-to-telemetry pipeline deployed on Formula Student hybrid vehicles.</w:t>
+        <w:t xml:space="preserve">Engineered embedded firmware for </w:t>
+      </w:r>
+      <w:r>
+        <w:rPr>
+          <w:b/>
+          <w:bCs/>
+          <w:color w:val="000000" w:themeColor="text1"/>
+        </w:rPr>
+        <w:t>Vehicle Control Unit (VCU)</w:t>
+      </w:r>
+      <w:r>
+        <w:rPr>
+          <w:b w:val="0"/>
+          <w:bCs/>
+          <w:color w:val="000000" w:themeColor="text1"/>
+        </w:rPr>
+        <w:t xml:space="preserve"> and Data Acquisition System (DAQ); built a real-time sensor-to-telemetry pipeline deployed on Formula Student hybrid vehicles.</w:t>
       </w:r>
     </w:p>
     <w:p>
@@ -864,10 +1072,19 @@
       </w:pPr>
       <w:r>
         <w:rPr>
+          <w:b/>
           <w:bCs/>
           <w:color w:val="000000" w:themeColor="text1"/>
         </w:rPr>
-        <w:t>Led Electrical &amp; Testing Subsystem - owned technical roadmap, managed cross-functional team, and recruited/mentored junior engineers.</w:t>
+        <w:t>Led</w:t>
+      </w:r>
+      <w:r>
+        <w:rPr>
+          <w:b w:val="0"/>
+          <w:bCs/>
+          <w:color w:val="000000" w:themeColor="text1"/>
+        </w:rPr>
+        <w:t xml:space="preserve"> Electrical &amp; Testing Subsystem - owned technical roadmap, managed cross-functional team, and recruited/mentored junior engineers.</w:t>
       </w:r>
     </w:p>
     <w:p>
@@ -886,10 +1103,19 @@
       </w:pPr>
       <w:r>
         <w:rPr>
+          <w:b/>
           <w:bCs/>
           <w:color w:val="000000" w:themeColor="text1"/>
         </w:rPr>
-        <w:t>1st Place, Formula Hybrid 2021 (USA) -IEEE &amp; Formula Student.</w:t>
+        <w:t>1st Place</w:t>
+      </w:r>
+      <w:r>
+        <w:rPr>
+          <w:b w:val="0"/>
+          <w:bCs/>
+          <w:color w:val="000000" w:themeColor="text1"/>
+        </w:rPr>
+        <w:t>, Formula Hybrid 2021 (USA) -IEEE &amp; Formula Student.</w:t>
       </w:r>
     </w:p>
     <w:p>
@@ -904,27 +1130,7 @@
           <w:sz w:val="21"/>
           <w:szCs w:val="21"/>
         </w:rPr>
-        <w:t>TÜV SÜD</w:t>
-      </w:r>
-      <w:r>
-        <w:rPr>
-          <w:b/>
-          <w:bCs/>
-          <w:color w:val="1F3864"/>
-          <w:sz w:val="21"/>
-          <w:szCs w:val="21"/>
-        </w:rPr>
-        <w:t>:</w:t>
-      </w:r>
-      <w:r>
-        <w:rPr>
-          <w:b/>
-          <w:bCs/>
-          <w:color w:val="1F3864"/>
-          <w:sz w:val="21"/>
-          <w:szCs w:val="21"/>
-        </w:rPr>
-        <w:t xml:space="preserve"> Capability-to-Account Mapping Assistant (RWTH Service Innovation Lab)</w:t>
+        <w:t>Consultant – Applied AI (Artificial Intelligence) for Key Account Management  ||  TÜV SÜD (via RWTH Service Innovation Lab)</w:t>
       </w:r>
     </w:p>
     <w:p>
@@ -943,8 +1149,44 @@
       <w:r>
         <w:rPr>
           <w:rFonts w:eastAsia="Times New Roman"/>
-        </w:rPr>
-        <w:t xml:space="preserve">Led 5-person team advising TÜV SÜD's KAM organization (~150 KAMs, ~20% of customer base); scoped 5 AI use cases across the account lifecycle and recommended a RAG-based Capability-to-Account Mapping Assistant on Dynamics 365 + SharePoint + Azure OpenAI, projected to cut account-planning cycle from 2–5 days to &lt;1 day. </w:t>
+          <w:b/>
+        </w:rPr>
+        <w:t>Led a 5-person team</w:t>
+      </w:r>
+      <w:r>
+        <w:rPr>
+          <w:rFonts w:eastAsia="Times New Roman"/>
+          <w:b w:val="0"/>
+        </w:rPr>
+        <w:t xml:space="preserve"> advising TÜV SÜD's Key Account Management organization (</w:t>
+      </w:r>
+      <w:r>
+        <w:rPr>
+          <w:rFonts w:eastAsia="Times New Roman"/>
+          <w:b/>
+        </w:rPr>
+        <w:t>~150 KAMs</w:t>
+      </w:r>
+      <w:r>
+        <w:rPr>
+          <w:rFonts w:eastAsia="Times New Roman"/>
+          <w:b w:val="0"/>
+        </w:rPr>
+        <w:t xml:space="preserve">, ~20% of the customer base); scoped </w:t>
+      </w:r>
+      <w:r>
+        <w:rPr>
+          <w:rFonts w:eastAsia="Times New Roman"/>
+          <w:b/>
+        </w:rPr>
+        <w:t>5 AI use cases</w:t>
+      </w:r>
+      <w:r>
+        <w:rPr>
+          <w:rFonts w:eastAsia="Times New Roman"/>
+          <w:b w:val="0"/>
+        </w:rPr>
+        <w:t xml:space="preserve"> across the account lifecycle.</w:t>
       </w:r>
     </w:p>
     <w:p>
@@ -963,8 +1205,44 @@
       <w:r>
         <w:rPr>
           <w:rFonts w:eastAsia="Times New Roman"/>
-        </w:rPr>
-        <w:t>Designed 4-pillar enterprise architecture (Data · Tech · Org · Governance) in draw.io and pitched the 9-month pilot roadmap to TÜV SÜD KAM leadership in Munich.</w:t>
+          <w:b/>
+        </w:rPr>
+        <w:t>Designed</w:t>
+      </w:r>
+      <w:r>
+        <w:rPr>
+          <w:rFonts w:eastAsia="Times New Roman"/>
+          <w:b w:val="0"/>
+        </w:rPr>
+        <w:t xml:space="preserve"> a 4-pillar target architecture (Data · Tech · Org · Governance) for a RAG-based Capability-to-Account Mapping Assistant on </w:t>
+      </w:r>
+      <w:r>
+        <w:rPr>
+          <w:rFonts w:eastAsia="Times New Roman"/>
+          <w:b/>
+        </w:rPr>
+        <w:t>Dynamics 365</w:t>
+      </w:r>
+      <w:r>
+        <w:rPr>
+          <w:rFonts w:eastAsia="Times New Roman"/>
+          <w:b w:val="0"/>
+        </w:rPr>
+        <w:t xml:space="preserve">, SharePoint and Azure OpenAI; pitched a 9-month pilot roadmap to KAM leadership, projected to cut account planning from </w:t>
+      </w:r>
+      <w:r>
+        <w:rPr>
+          <w:rFonts w:eastAsia="Times New Roman"/>
+          <w:b/>
+        </w:rPr>
+        <w:t>2–5 days to under 1 day</w:t>
+      </w:r>
+      <w:r>
+        <w:rPr>
+          <w:rFonts w:eastAsia="Times New Roman"/>
+          <w:b w:val="0"/>
+        </w:rPr>
+        <w:t>.</w:t>
       </w:r>
     </w:p>
     <w:p>
@@ -1015,25 +1293,6 @@
       </w:pPr>
       <w:r>
         <w:t>Innovation Team Member, Enactus Aachen e.V.</w:t>
-      </w:r>
-    </w:p>
-    <w:p>
-      <w:pPr>
-        <w:pStyle w:val="ListParagraph"/>
-        <w:numPr>
-          <w:ilvl w:val="0"/>
-          <w:numId w:val="2"/>
-        </w:numPr>
-        <w:spacing w:after="40" w:line="260" w:lineRule="auto"/>
-      </w:pPr>
-      <w:r>
-        <w:t>1st Place</w:t>
-      </w:r>
-      <w:r>
-        <w:t>,</w:t>
-      </w:r>
-      <w:r>
-        <w:t xml:space="preserve"> Formula Hybrid 2021 (USA); led Electrical &amp; Testing subsystem.</w:t>
       </w:r>
     </w:p>
     <w:sectPr>
